--- a/RTOS_M11315050_PA2.docx
+++ b/RTOS_M11315050_PA2.docx
@@ -12,7 +12,7 @@
         <mc:AlternateContent>
           <mc:Choice Requires="wps">
             <w:drawing>
-              <wp:anchor distT="0" distB="0" distL="114300" distR="114300" simplePos="0" relativeHeight="251663360" behindDoc="0" locked="0" layoutInCell="1" allowOverlap="1" wp14:anchorId="42959FC4" wp14:editId="1EDE7524">
+              <wp:anchor distT="0" distB="0" distL="114300" distR="114300" simplePos="0" relativeHeight="251663360" behindDoc="0" locked="0" layoutInCell="1" allowOverlap="1" wp14:anchorId="42959FC4" wp14:editId="4EE345B2">
                 <wp:simplePos x="0" y="0"/>
                 <wp:positionH relativeFrom="margin">
                   <wp:posOffset>292608</wp:posOffset>
@@ -80,7 +80,7 @@
           </mc:Choice>
           <mc:Fallback>
             <w:pict>
-              <v:rect w14:anchorId="24FD6F13" id="矩形 53" o:spid="_x0000_s1026" style="position:absolute;margin-left:23.05pt;margin-top:24pt;width:436.8pt;height:454.7pt;z-index:251663360;visibility:visible;mso-wrap-style:square;mso-width-percent:0;mso-height-percent:0;mso-wrap-distance-left:9pt;mso-wrap-distance-top:0;mso-wrap-distance-right:9pt;mso-wrap-distance-bottom:0;mso-position-horizontal:absolute;mso-position-horizontal-relative:margin;mso-position-vertical:absolute;mso-position-vertical-relative:text;mso-width-percent:0;mso-height-percent:0;mso-width-relative:margin;mso-height-relative:margin;v-text-anchor:middle" o:gfxdata="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" filled="f" strokecolor="#ed7d31 [3205]" strokeweight="1pt">
+              <v:rect w14:anchorId="0792AF1A" id="矩形 53" o:spid="_x0000_s1026" style="position:absolute;margin-left:23.05pt;margin-top:24pt;width:436.8pt;height:454.7pt;z-index:251663360;visibility:visible;mso-wrap-style:square;mso-width-percent:0;mso-height-percent:0;mso-wrap-distance-left:9pt;mso-wrap-distance-top:0;mso-wrap-distance-right:9pt;mso-wrap-distance-bottom:0;mso-position-horizontal:absolute;mso-position-horizontal-relative:margin;mso-position-vertical:absolute;mso-position-vertical-relative:text;mso-width-percent:0;mso-height-percent:0;mso-width-relative:margin;mso-height-relative:margin;v-text-anchor:middle" o:gfxdata="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" filled="f" strokecolor="#ed7d31 [3205]" strokeweight="1pt">
                 <w10:wrap anchorx="margin"/>
               </v:rect>
             </w:pict>
@@ -96,8 +96,11 @@
         <w:t>PART I</w:t>
       </w:r>
       <w:r>
+        <w:rPr>
+          <w:noProof/>
+        </w:rPr>
         <w:drawing>
-          <wp:inline distT="0" distB="0" distL="0" distR="0" wp14:anchorId="6F2098EB" wp14:editId="68D69EA6">
+          <wp:inline distT="0" distB="0" distL="0" distR="0" wp14:anchorId="6F2098EB" wp14:editId="0C748844">
             <wp:extent cx="5943600" cy="5793740"/>
             <wp:effectExtent l="0" t="0" r="0" b="0"/>
             <wp:docPr id="2" name="圖片 2"/>
@@ -132,26 +135,185 @@
           </wp:inline>
         </w:drawing>
       </w:r>
+    </w:p>
+    <w:p>
+      <w:r>
+        <w:rPr>
+          <w:rFonts w:hint="eastAsia"/>
+        </w:rPr>
+        <w:t>EDF</w:t>
+      </w:r>
+      <w:r>
+        <w:rPr>
+          <w:rFonts w:hint="eastAsia"/>
+        </w:rPr>
+        <w:t>我主要用上次</w:t>
+      </w:r>
+      <w:r>
+        <w:rPr>
+          <w:rFonts w:hint="eastAsia"/>
+        </w:rPr>
+        <w:t>FIFO</w:t>
+      </w:r>
+      <w:r>
+        <w:rPr>
+          <w:rFonts w:hint="eastAsia"/>
+        </w:rPr>
+        <w:t>的專案稍微修改</w:t>
+      </w:r>
+      <w:r>
+        <w:rPr>
+          <w:rFonts w:hint="eastAsia"/>
+          <w:color w:val="4472C4" w:themeColor="accent1"/>
+        </w:rPr>
+        <w:t>OS_Sc</w:t>
+      </w:r>
+      <w:r>
+        <w:rPr>
+          <w:color w:val="4472C4" w:themeColor="accent1"/>
+        </w:rPr>
+        <w:t>hedNew</w:t>
+      </w:r>
+      <w:r>
+        <w:rPr>
+          <w:rFonts w:hint="eastAsia"/>
+        </w:rPr>
+        <w:t>的部分，我將選擇最高優先度</w:t>
+      </w:r>
+      <w:r>
+        <w:rPr>
+          <w:rFonts w:hint="eastAsia"/>
+        </w:rPr>
+        <w:t>TASK</w:t>
+      </w:r>
+      <w:r>
+        <w:rPr>
+          <w:rFonts w:hint="eastAsia"/>
+        </w:rPr>
+        <w:t>的方式改為檢查哪個</w:t>
+      </w:r>
+      <w:r>
+        <w:rPr>
+          <w:rFonts w:hint="eastAsia"/>
+        </w:rPr>
+        <w:t>TASK</w:t>
+      </w:r>
+      <w:r>
+        <w:rPr>
+          <w:rFonts w:hint="eastAsia"/>
+        </w:rPr>
+        <w:t>剩餘的時間最短，並會在</w:t>
+      </w:r>
+      <w:r>
+        <w:rPr>
+          <w:rFonts w:hint="eastAsia"/>
+        </w:rPr>
+        <w:t>TASK</w:t>
+      </w:r>
+      <w:r>
+        <w:rPr>
+          <w:rFonts w:hint="eastAsia"/>
+        </w:rPr>
+        <w:t>剛進入新周期和系統剛啟動時做特殊判斷。</w:t>
+      </w:r>
+    </w:p>
+    <w:p/>
+    <w:p>
+      <w:pPr>
+        <w:rPr>
+          <w:sz w:val="40"/>
+          <w:szCs w:val="40"/>
+        </w:rPr>
+      </w:pPr>
+      <w:r>
+        <w:rPr>
+          <w:sz w:val="40"/>
+          <w:szCs w:val="40"/>
+        </w:rPr>
+        <w:br w:type="page"/>
+      </w:r>
+    </w:p>
+    <w:p>
+      <w:pPr>
+        <w:rPr>
+          <w:sz w:val="40"/>
+          <w:szCs w:val="40"/>
+        </w:rPr>
+      </w:pPr>
+      <w:r>
+        <w:rPr>
+          <w:rFonts w:hint="eastAsia"/>
+          <w:sz w:val="40"/>
+          <w:szCs w:val="40"/>
+        </w:rPr>
+        <w:lastRenderedPageBreak/>
+        <w:t>PART II</w:t>
+      </w:r>
+    </w:p>
+    <w:p>
+      <w:r>
+        <w:t>ucos_ii.h</w:t>
+      </w:r>
+    </w:p>
+    <w:p>
+      <w:r>
+        <w:drawing>
+          <wp:inline distT="0" distB="0" distL="0" distR="0" wp14:anchorId="3ADF841F" wp14:editId="2BDC6D8F">
+            <wp:extent cx="3762900" cy="924054"/>
+            <wp:effectExtent l="0" t="0" r="9525" b="9525"/>
+            <wp:docPr id="11" name="圖片 11"/>
+            <wp:cNvGraphicFramePr>
+              <a:graphicFrameLocks xmlns:a="http://schemas.openxmlformats.org/drawingml/2006/main" noChangeAspect="1"/>
+            </wp:cNvGraphicFramePr>
+            <a:graphic xmlns:a="http://schemas.openxmlformats.org/drawingml/2006/main">
+              <a:graphicData uri="http://schemas.openxmlformats.org/drawingml/2006/picture">
+                <pic:pic xmlns:pic="http://schemas.openxmlformats.org/drawingml/2006/picture">
+                  <pic:nvPicPr>
+                    <pic:cNvPr id="1" name=""/>
+                    <pic:cNvPicPr/>
+                  </pic:nvPicPr>
+                  <pic:blipFill>
+                    <a:blip r:embed="rId7"/>
+                    <a:stretch>
+                      <a:fillRect/>
+                    </a:stretch>
+                  </pic:blipFill>
+                  <pic:spPr>
+                    <a:xfrm>
+                      <a:off x="0" y="0"/>
+                      <a:ext cx="3762900" cy="924054"/>
+                    </a:xfrm>
+                    <a:prstGeom prst="rect">
+                      <a:avLst/>
+                    </a:prstGeom>
+                  </pic:spPr>
+                </pic:pic>
+              </a:graphicData>
+            </a:graphic>
+          </wp:inline>
+        </w:drawing>
+      </w:r>
+    </w:p>
+    <w:p>
       <w:r>
         <w:rPr>
           <w:noProof/>
         </w:rPr>
-        <w:lastRenderedPageBreak/>
         <mc:AlternateContent>
           <mc:Choice Requires="wps">
             <w:drawing>
-              <wp:anchor distT="0" distB="0" distL="114300" distR="114300" simplePos="0" relativeHeight="251667456" behindDoc="0" locked="0" layoutInCell="1" allowOverlap="1" wp14:anchorId="72C39BE5" wp14:editId="40C98334">
+              <wp:anchor distT="0" distB="0" distL="114300" distR="114300" simplePos="0" relativeHeight="251669504" behindDoc="0" locked="0" layoutInCell="1" allowOverlap="1" wp14:anchorId="7DD123B3" wp14:editId="0F16E895">
                 <wp:simplePos x="0" y="0"/>
                 <wp:positionH relativeFrom="margin">
-                  <wp:posOffset>981202</wp:posOffset>
+                  <wp:posOffset>95098</wp:posOffset>
                 </wp:positionH>
                 <wp:positionV relativeFrom="paragraph">
-                  <wp:posOffset>2523363</wp:posOffset>
+                  <wp:posOffset>149607</wp:posOffset>
                 </wp:positionV>
-                <wp:extent cx="1314450" cy="400050"/>
-                <wp:effectExtent l="0" t="0" r="19050" b="19050"/>
+                <wp:extent cx="5830214" cy="1879422"/>
+                <wp:effectExtent l="0" t="0" r="18415" b="26035"/>
                 <wp:wrapNone/>
-                <wp:docPr id="3" name="矩形 3"/>
+                <wp:docPr id="5" name="矩形 5"/>
                 <wp:cNvGraphicFramePr/>
                 <a:graphic xmlns:a="http://schemas.openxmlformats.org/drawingml/2006/main">
                   <a:graphicData uri="http://schemas.microsoft.com/office/word/2010/wordprocessingShape">
@@ -160,7 +322,7 @@
                       <wps:spPr>
                         <a:xfrm>
                           <a:off x="0" y="0"/>
-                          <a:ext cx="1314450" cy="400050"/>
+                          <a:ext cx="5830214" cy="1879422"/>
                         </a:xfrm>
                         <a:prstGeom prst="rect">
                           <a:avLst/>
@@ -208,7 +370,7 @@
           </mc:Choice>
           <mc:Fallback>
             <w:pict>
-              <v:rect w14:anchorId="2E73BD82" id="矩形 3" o:spid="_x0000_s1026" style="position:absolute;margin-left:77.25pt;margin-top:198.7pt;width:103.5pt;height:31.5pt;z-index:251667456;visibility:visible;mso-wrap-style:square;mso-width-percent:0;mso-height-percent:0;mso-wrap-distance-left:9pt;mso-wrap-distance-top:0;mso-wrap-distance-right:9pt;mso-wrap-distance-bottom:0;mso-position-horizontal:absolute;mso-position-horizontal-relative:margin;mso-position-vertical:absolute;mso-position-vertical-relative:text;mso-width-percent:0;mso-height-percent:0;mso-width-relative:margin;mso-height-relative:margin;v-text-anchor:middle" o:gfxdata="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" filled="f" strokecolor="#ed7d31 [3205]" strokeweight="1pt">
+              <v:rect w14:anchorId="627E725C" id="矩形 5" o:spid="_x0000_s1026" style="position:absolute;margin-left:7.5pt;margin-top:11.8pt;width:459.05pt;height:148pt;z-index:251669504;visibility:visible;mso-wrap-style:square;mso-width-percent:0;mso-height-percent:0;mso-wrap-distance-left:9pt;mso-wrap-distance-top:0;mso-wrap-distance-right:9pt;mso-wrap-distance-bottom:0;mso-position-horizontal:absolute;mso-position-horizontal-relative:margin;mso-position-vertical:absolute;mso-position-vertical-relative:text;mso-width-percent:0;mso-height-percent:0;mso-width-relative:margin;mso-height-relative:margin;v-text-anchor:middle" o:gfxdata="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" filled="f" strokecolor="#ed7d31 [3205]" strokeweight="1pt">
                 <w10:wrap anchorx="margin"/>
               </v:rect>
             </w:pict>
@@ -216,24 +378,152 @@
         </mc:AlternateContent>
       </w:r>
       <w:r>
+        <w:drawing>
+          <wp:inline distT="0" distB="0" distL="0" distR="0" wp14:anchorId="54F9767C" wp14:editId="5593C731">
+            <wp:extent cx="5943600" cy="2070100"/>
+            <wp:effectExtent l="0" t="0" r="0" b="6350"/>
+            <wp:docPr id="6" name="圖片 6"/>
+            <wp:cNvGraphicFramePr>
+              <a:graphicFrameLocks xmlns:a="http://schemas.openxmlformats.org/drawingml/2006/main" noChangeAspect="1"/>
+            </wp:cNvGraphicFramePr>
+            <a:graphic xmlns:a="http://schemas.openxmlformats.org/drawingml/2006/main">
+              <a:graphicData uri="http://schemas.openxmlformats.org/drawingml/2006/picture">
+                <pic:pic xmlns:pic="http://schemas.openxmlformats.org/drawingml/2006/picture">
+                  <pic:nvPicPr>
+                    <pic:cNvPr id="1" name=""/>
+                    <pic:cNvPicPr/>
+                  </pic:nvPicPr>
+                  <pic:blipFill>
+                    <a:blip r:embed="rId8"/>
+                    <a:stretch>
+                      <a:fillRect/>
+                    </a:stretch>
+                  </pic:blipFill>
+                  <pic:spPr>
+                    <a:xfrm>
+                      <a:off x="0" y="0"/>
+                      <a:ext cx="5943600" cy="2070100"/>
+                    </a:xfrm>
+                    <a:prstGeom prst="rect">
+                      <a:avLst/>
+                    </a:prstGeom>
+                  </pic:spPr>
+                </pic:pic>
+              </a:graphicData>
+            </a:graphic>
+          </wp:inline>
+        </w:drawing>
+      </w:r>
+    </w:p>
+    <w:p>
+      <w:r>
+        <w:rPr>
+          <w:rFonts w:hint="eastAsia"/>
+        </w:rPr>
+        <w:t>新增</w:t>
+      </w:r>
+      <w:r>
+        <w:t>Aperiodic job</w:t>
+      </w:r>
+      <w:r>
+        <w:rPr>
+          <w:rFonts w:hint="eastAsia"/>
+        </w:rPr>
+        <w:t>相關</w:t>
+      </w:r>
+      <w:r>
+        <w:rPr>
+          <w:rFonts w:hint="eastAsia"/>
+        </w:rPr>
+        <w:t>紀錄變數</w:t>
+      </w:r>
+      <w:r>
+        <w:rPr>
+          <w:rFonts w:hint="eastAsia"/>
+        </w:rPr>
+        <w:t>，並用</w:t>
+      </w:r>
+      <w:r>
+        <w:rPr>
+          <w:rFonts w:hint="eastAsia"/>
+        </w:rPr>
+        <w:t>l</w:t>
+      </w:r>
+      <w:r>
+        <w:t>in</w:t>
+      </w:r>
+      <w:r>
+        <w:rPr>
+          <w:rFonts w:hint="eastAsia"/>
+        </w:rPr>
+        <w:t>k</w:t>
+      </w:r>
+      <w:r>
+        <w:t>list</w:t>
+      </w:r>
+      <w:r>
+        <w:rPr>
+          <w:rFonts w:hint="eastAsia"/>
+        </w:rPr>
+        <w:t>紀錄待處理的</w:t>
+      </w:r>
+      <w:r>
+        <w:rPr>
+          <w:rFonts w:hint="eastAsia"/>
+        </w:rPr>
+        <w:t>A</w:t>
+      </w:r>
+      <w:r>
+        <w:t>periodic job</w:t>
+      </w:r>
+      <w:r>
+        <w:rPr>
+          <w:rFonts w:hint="eastAsia"/>
+        </w:rPr>
+        <w:t>。</w:t>
+      </w:r>
+    </w:p>
+    <w:p>
+      <w:pPr>
+        <w:rPr>
+          <w:rFonts w:cstheme="minorHAnsi"/>
+        </w:rPr>
+      </w:pPr>
+      <w:r>
+        <w:rPr>
+          <w:rFonts w:eastAsia="細明體" w:cstheme="minorHAnsi"/>
+          <w:color w:val="000000"/>
+        </w:rPr>
+        <w:t>OS_SchedNew</w:t>
+      </w:r>
+      <w:r>
+        <w:rPr>
+          <w:rFonts w:eastAsia="細明體" w:cstheme="minorHAnsi" w:hint="eastAsia"/>
+          <w:color w:val="000000"/>
+        </w:rPr>
+        <w:t>():</w:t>
+      </w:r>
+    </w:p>
+    <w:p>
+      <w:r>
         <w:rPr>
           <w:noProof/>
         </w:rPr>
         <mc:AlternateContent>
           <mc:Choice Requires="wps">
             <w:drawing>
-              <wp:anchor distT="0" distB="0" distL="114300" distR="114300" simplePos="0" relativeHeight="251665408" behindDoc="0" locked="0" layoutInCell="1" allowOverlap="1" wp14:anchorId="2500BA5E" wp14:editId="7CB993B5">
+              <wp:anchor distT="0" distB="0" distL="114300" distR="114300" simplePos="0" relativeHeight="251671552" behindDoc="0" locked="0" layoutInCell="1" allowOverlap="1" wp14:anchorId="6135613E" wp14:editId="06421D50">
                 <wp:simplePos x="0" y="0"/>
                 <wp:positionH relativeFrom="margin">
-                  <wp:posOffset>359664</wp:posOffset>
+                  <wp:align>right</wp:align>
                 </wp:positionH>
                 <wp:positionV relativeFrom="paragraph">
-                  <wp:posOffset>463296</wp:posOffset>
+                  <wp:posOffset>22123</wp:posOffset>
                 </wp:positionV>
-                <wp:extent cx="1314450" cy="400050"/>
-                <wp:effectExtent l="0" t="0" r="19050" b="19050"/>
+                <wp:extent cx="5442230" cy="3343047"/>
+                <wp:effectExtent l="0" t="0" r="25400" b="10160"/>
                 <wp:wrapNone/>
-                <wp:docPr id="1" name="矩形 1"/>
+                <wp:docPr id="7" name="矩形 7"/>
                 <wp:cNvGraphicFramePr/>
                 <a:graphic xmlns:a="http://schemas.openxmlformats.org/drawingml/2006/main">
                   <a:graphicData uri="http://schemas.microsoft.com/office/word/2010/wordprocessingShape">
@@ -242,7 +532,7 @@
                       <wps:spPr>
                         <a:xfrm>
                           <a:off x="0" y="0"/>
-                          <a:ext cx="1314450" cy="400050"/>
+                          <a:ext cx="5442230" cy="3343047"/>
                         </a:xfrm>
                         <a:prstGeom prst="rect">
                           <a:avLst/>
@@ -290,7 +580,7 @@
           </mc:Choice>
           <mc:Fallback>
             <w:pict>
-              <v:rect w14:anchorId="0BD13DF1" id="矩形 1" o:spid="_x0000_s1026" style="position:absolute;margin-left:28.3pt;margin-top:36.5pt;width:103.5pt;height:31.5pt;z-index:251665408;visibility:visible;mso-wrap-style:square;mso-width-percent:0;mso-height-percent:0;mso-wrap-distance-left:9pt;mso-wrap-distance-top:0;mso-wrap-distance-right:9pt;mso-wrap-distance-bottom:0;mso-position-horizontal:absolute;mso-position-horizontal-relative:margin;mso-position-vertical:absolute;mso-position-vertical-relative:text;mso-width-percent:0;mso-height-percent:0;mso-width-relative:margin;mso-height-relative:margin;v-text-anchor:middle" o:gfxdata="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" filled="f" strokecolor="#ed7d31 [3205]" strokeweight="1pt">
+              <v:rect w14:anchorId="60C350DF" id="矩形 7" o:spid="_x0000_s1026" style="position:absolute;margin-left:377.3pt;margin-top:1.75pt;width:428.5pt;height:263.25pt;z-index:251671552;visibility:visible;mso-wrap-style:square;mso-width-percent:0;mso-height-percent:0;mso-wrap-distance-left:9pt;mso-wrap-distance-top:0;mso-wrap-distance-right:9pt;mso-wrap-distance-bottom:0;mso-position-horizontal:right;mso-position-horizontal-relative:margin;mso-position-vertical:absolute;mso-position-vertical-relative:text;mso-width-percent:0;mso-height-percent:0;mso-width-relative:margin;mso-height-relative:margin;v-text-anchor:middle" o:gfxdata="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" filled="f" strokecolor="#ed7d31 [3205]" strokeweight="1pt">
                 <w10:wrap anchorx="margin"/>
               </v:rect>
             </w:pict>
@@ -298,14 +588,11 @@
         </mc:AlternateContent>
       </w:r>
       <w:r>
-        <w:rPr>
-          <w:noProof/>
-        </w:rPr>
         <w:drawing>
-          <wp:inline distT="0" distB="0" distL="0" distR="0" wp14:anchorId="7D079217" wp14:editId="2FCE9047">
-            <wp:extent cx="2886478" cy="3381847"/>
-            <wp:effectExtent l="0" t="0" r="9525" b="9525"/>
-            <wp:docPr id="35" name="圖片 35"/>
+          <wp:inline distT="0" distB="0" distL="0" distR="0" wp14:anchorId="4CE577B1" wp14:editId="364B9EE3">
+            <wp:extent cx="5943600" cy="3378200"/>
+            <wp:effectExtent l="0" t="0" r="0" b="0"/>
+            <wp:docPr id="8" name="圖片 8"/>
             <wp:cNvGraphicFramePr>
               <a:graphicFrameLocks xmlns:a="http://schemas.openxmlformats.org/drawingml/2006/main" noChangeAspect="1"/>
             </wp:cNvGraphicFramePr>
@@ -317,7 +604,7 @@
                     <pic:cNvPicPr/>
                   </pic:nvPicPr>
                   <pic:blipFill>
-                    <a:blip r:embed="rId7"/>
+                    <a:blip r:embed="rId9"/>
                     <a:stretch>
                       <a:fillRect/>
                     </a:stretch>
@@ -325,7 +612,7 @@
                   <pic:spPr>
                     <a:xfrm>
                       <a:off x="0" y="0"/>
-                      <a:ext cx="2886478" cy="3381847"/>
+                      <a:ext cx="5943600" cy="3378200"/>
                     </a:xfrm>
                     <a:prstGeom prst="rect">
                       <a:avLst/>
@@ -343,112 +630,49 @@
         <w:rPr>
           <w:rFonts w:hint="eastAsia"/>
         </w:rPr>
+        <w:t>用</w:t>
+      </w:r>
+      <w:r>
+        <w:rPr>
+          <w:rFonts w:hint="eastAsia"/>
+        </w:rPr>
         <w:t>EDF</w:t>
       </w:r>
       <w:r>
         <w:rPr>
           <w:rFonts w:hint="eastAsia"/>
         </w:rPr>
-        <w:t>我主要用</w:t>
-      </w:r>
-      <w:r>
-        <w:rPr>
-          <w:rFonts w:hint="eastAsia"/>
-        </w:rPr>
-        <w:t>上次</w:t>
-      </w:r>
-      <w:r>
-        <w:rPr>
-          <w:rFonts w:hint="eastAsia"/>
-        </w:rPr>
-        <w:t>FIFO</w:t>
-      </w:r>
-      <w:r>
-        <w:rPr>
-          <w:rFonts w:hint="eastAsia"/>
-        </w:rPr>
-        <w:t>的專案稍微修改</w:t>
-      </w:r>
-      <w:proofErr w:type="spellStart"/>
-      <w:r>
-        <w:rPr>
-          <w:rFonts w:hint="eastAsia"/>
-          <w:color w:val="4472C4" w:themeColor="accent1"/>
-        </w:rPr>
-        <w:t>OS_Sc</w:t>
-      </w:r>
-      <w:r>
-        <w:rPr>
-          <w:color w:val="4472C4" w:themeColor="accent1"/>
-        </w:rPr>
-        <w:t>hedNew</w:t>
-      </w:r>
-      <w:proofErr w:type="spellEnd"/>
-      <w:r>
-        <w:rPr>
-          <w:rFonts w:hint="eastAsia"/>
-        </w:rPr>
-        <w:t>的部分，我將選擇最高優先度</w:t>
-      </w:r>
-      <w:r>
-        <w:rPr>
-          <w:rFonts w:hint="eastAsia"/>
-        </w:rPr>
-        <w:t>TASK</w:t>
-      </w:r>
-      <w:r>
-        <w:rPr>
-          <w:rFonts w:hint="eastAsia"/>
-        </w:rPr>
-        <w:t>的方式改為檢查哪個</w:t>
-      </w:r>
-      <w:r>
-        <w:rPr>
-          <w:rFonts w:hint="eastAsia"/>
-        </w:rPr>
-        <w:t>TASK</w:t>
-      </w:r>
-      <w:r>
-        <w:rPr>
-          <w:rFonts w:hint="eastAsia"/>
-        </w:rPr>
-        <w:t>剩餘</w:t>
-      </w:r>
-      <w:r>
-        <w:rPr>
-          <w:rFonts w:hint="eastAsia"/>
-        </w:rPr>
-        <w:t>的時間最</w:t>
-      </w:r>
-      <w:r>
-        <w:rPr>
-          <w:rFonts w:hint="eastAsia"/>
-        </w:rPr>
-        <w:t>短</w:t>
-      </w:r>
-      <w:r>
-        <w:rPr>
-          <w:rFonts w:hint="eastAsia"/>
-        </w:rPr>
-        <w:t>，並會在</w:t>
-      </w:r>
-      <w:r>
-        <w:rPr>
-          <w:rFonts w:hint="eastAsia"/>
-        </w:rPr>
-        <w:t>TASK</w:t>
-      </w:r>
-      <w:r>
-        <w:rPr>
-          <w:rFonts w:hint="eastAsia"/>
-        </w:rPr>
-        <w:t>剛進入新周期和系統剛啟動時做特殊判斷</w:t>
-      </w:r>
-      <w:r>
-        <w:rPr>
-          <w:rFonts w:hint="eastAsia"/>
-        </w:rPr>
-        <w:t>。</w:t>
+        <w:t>程式的排程策略，但加上判斷</w:t>
+      </w:r>
+      <w:r>
+        <w:rPr>
+          <w:rFonts w:hint="eastAsia"/>
+        </w:rPr>
+        <w:t>Pe</w:t>
+      </w:r>
+      <w:r>
+        <w:t>riodic</w:t>
+      </w:r>
+      <w:r>
+        <w:rPr>
+          <w:rFonts w:hint="eastAsia"/>
+        </w:rPr>
+        <w:t>要優先</w:t>
+      </w:r>
+      <w:r>
+        <w:rPr>
+          <w:rFonts w:hint="eastAsia"/>
+        </w:rPr>
+        <w:t>Ap</w:t>
+      </w:r>
+      <w:r>
+        <w:t xml:space="preserve">eriodic </w:t>
+      </w:r>
+      <w:r>
+        <w:rPr>
+          <w:rFonts w:hint="eastAsia"/>
+        </w:rPr>
+        <w:t>的條件。</w:t>
       </w:r>
     </w:p>
     <w:p>
@@ -457,29 +681,10 @@
           <w:rFonts w:hint="eastAsia"/>
         </w:rPr>
       </w:pPr>
-    </w:p>
-    <w:p>
-      <w:pPr>
-        <w:rPr>
-          <w:sz w:val="40"/>
-          <w:szCs w:val="40"/>
-        </w:rPr>
-      </w:pPr>
-      <w:r>
-        <w:rPr>
-          <w:rFonts w:hint="eastAsia"/>
-          <w:sz w:val="40"/>
-          <w:szCs w:val="40"/>
-        </w:rPr>
-        <w:t>PART II</w:t>
-      </w:r>
-    </w:p>
-    <w:p>
-      <w:proofErr w:type="spellStart"/>
-      <w:r>
-        <w:t>ucos_ii.h</w:t>
-      </w:r>
-      <w:proofErr w:type="spellEnd"/>
+      <w:r>
+        <w:lastRenderedPageBreak/>
+        <w:t>App_hook.c:</w:t>
+      </w:r>
     </w:p>
     <w:p>
       <w:r>
@@ -489,18 +694,18 @@
         <mc:AlternateContent>
           <mc:Choice Requires="wps">
             <w:drawing>
-              <wp:anchor distT="0" distB="0" distL="114300" distR="114300" simplePos="0" relativeHeight="251669504" behindDoc="0" locked="0" layoutInCell="1" allowOverlap="1" wp14:anchorId="7DD123B3" wp14:editId="0FA27372">
+              <wp:anchor distT="0" distB="0" distL="114300" distR="114300" simplePos="0" relativeHeight="251673600" behindDoc="0" locked="0" layoutInCell="1" allowOverlap="1" wp14:anchorId="29BBFAA2" wp14:editId="4D44D343">
                 <wp:simplePos x="0" y="0"/>
                 <wp:positionH relativeFrom="margin">
-                  <wp:posOffset>621792</wp:posOffset>
+                  <wp:posOffset>65837</wp:posOffset>
                 </wp:positionH>
                 <wp:positionV relativeFrom="paragraph">
-                  <wp:posOffset>2337308</wp:posOffset>
+                  <wp:posOffset>6858</wp:posOffset>
                 </wp:positionV>
-                <wp:extent cx="3700272" cy="198882"/>
-                <wp:effectExtent l="0" t="0" r="14605" b="10795"/>
+                <wp:extent cx="5588508" cy="6107836"/>
+                <wp:effectExtent l="0" t="0" r="12700" b="26670"/>
                 <wp:wrapNone/>
-                <wp:docPr id="5" name="矩形 5"/>
+                <wp:docPr id="9" name="矩形 9"/>
                 <wp:cNvGraphicFramePr/>
                 <a:graphic xmlns:a="http://schemas.openxmlformats.org/drawingml/2006/main">
                   <a:graphicData uri="http://schemas.microsoft.com/office/word/2010/wordprocessingShape">
@@ -509,7 +714,7 @@
                       <wps:spPr>
                         <a:xfrm>
                           <a:off x="0" y="0"/>
-                          <a:ext cx="3700272" cy="198882"/>
+                          <a:ext cx="5588508" cy="6107836"/>
                         </a:xfrm>
                         <a:prstGeom prst="rect">
                           <a:avLst/>
@@ -557,7 +762,7 @@
           </mc:Choice>
           <mc:Fallback>
             <w:pict>
-              <v:rect w14:anchorId="3EC1BD5B" id="矩形 5" o:spid="_x0000_s1026" style="position:absolute;margin-left:48.95pt;margin-top:184.05pt;width:291.35pt;height:15.65pt;z-index:251669504;visibility:visible;mso-wrap-style:square;mso-width-percent:0;mso-height-percent:0;mso-wrap-distance-left:9pt;mso-wrap-distance-top:0;mso-wrap-distance-right:9pt;mso-wrap-distance-bottom:0;mso-position-horizontal:absolute;mso-position-horizontal-relative:margin;mso-position-vertical:absolute;mso-position-vertical-relative:text;mso-width-percent:0;mso-height-percent:0;mso-width-relative:margin;mso-height-relative:margin;v-text-anchor:middle" o:gfxdata="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" filled="f" strokecolor="#ed7d31 [3205]" strokeweight="1pt">
+              <v:rect w14:anchorId="3C627CE1" id="矩形 9" o:spid="_x0000_s1026" style="position:absolute;margin-left:5.2pt;margin-top:.55pt;width:440.05pt;height:480.95pt;z-index:251673600;visibility:visible;mso-wrap-style:square;mso-width-percent:0;mso-height-percent:0;mso-wrap-distance-left:9pt;mso-wrap-distance-top:0;mso-wrap-distance-right:9pt;mso-wrap-distance-bottom:0;mso-position-horizontal:absolute;mso-position-horizontal-relative:margin;mso-position-vertical:absolute;mso-position-vertical-relative:text;mso-width-percent:0;mso-height-percent:0;mso-width-relative:margin;mso-height-relative:margin;v-text-anchor:middle" o:gfxdata="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" filled="f" strokecolor="#ed7d31 [3205]" strokeweight="1pt">
                 <w10:wrap anchorx="margin"/>
               </v:rect>
             </w:pict>
@@ -566,10 +771,10 @@
       </w:r>
       <w:r>
         <w:drawing>
-          <wp:inline distT="0" distB="0" distL="0" distR="0" wp14:anchorId="273B0B57" wp14:editId="1F2EE1B3">
-            <wp:extent cx="4725059" cy="2572109"/>
-            <wp:effectExtent l="0" t="0" r="0" b="0"/>
-            <wp:docPr id="4" name="圖片 4"/>
+          <wp:inline distT="0" distB="0" distL="0" distR="0" wp14:anchorId="29BC0FCC" wp14:editId="45914799">
+            <wp:extent cx="5620534" cy="6068272"/>
+            <wp:effectExtent l="0" t="0" r="0" b="8890"/>
+            <wp:docPr id="1" name="圖片 1"/>
             <wp:cNvGraphicFramePr>
               <a:graphicFrameLocks xmlns:a="http://schemas.openxmlformats.org/drawingml/2006/main" noChangeAspect="1"/>
             </wp:cNvGraphicFramePr>
@@ -581,7 +786,7 @@
                     <pic:cNvPicPr/>
                   </pic:nvPicPr>
                   <pic:blipFill>
-                    <a:blip r:embed="rId8"/>
+                    <a:blip r:embed="rId10"/>
                     <a:stretch>
                       <a:fillRect/>
                     </a:stretch>
@@ -589,7 +794,7 @@
                   <pic:spPr>
                     <a:xfrm>
                       <a:off x="0" y="0"/>
-                      <a:ext cx="4725059" cy="2572109"/>
+                      <a:ext cx="5620534" cy="6068272"/>
                     </a:xfrm>
                     <a:prstGeom prst="rect">
                       <a:avLst/>
@@ -607,19 +812,918 @@
         <w:rPr>
           <w:rFonts w:hint="eastAsia"/>
         </w:rPr>
-        <w:t>新增</w:t>
-      </w:r>
-      <w:r>
-        <w:t>Aperiodic</w:t>
-      </w:r>
-      <w:r>
-        <w:t xml:space="preserve"> job</w:t>
-      </w:r>
-      <w:r>
-        <w:rPr>
-          <w:rFonts w:hint="eastAsia"/>
-        </w:rPr>
-        <w:t>紀錄變數</w:t>
+        <w:t>讀取</w:t>
+      </w:r>
+      <w:r>
+        <w:rPr>
+          <w:rFonts w:hint="eastAsia"/>
+        </w:rPr>
+        <w:t>Aperiodic jobs</w:t>
+      </w:r>
+      <w:r>
+        <w:rPr>
+          <w:rFonts w:hint="eastAsia"/>
+        </w:rPr>
+        <w:t>檔案並存入變數</w:t>
+      </w:r>
+    </w:p>
+    <w:p>
+      <w:r>
+        <w:br w:type="page"/>
+      </w:r>
+    </w:p>
+    <w:p>
+      <w:r>
+        <w:rPr>
+          <w:noProof/>
+        </w:rPr>
+        <w:lastRenderedPageBreak/>
+        <mc:AlternateContent>
+          <mc:Choice Requires="wps">
+            <w:drawing>
+              <wp:anchor distT="0" distB="0" distL="114300" distR="114300" simplePos="0" relativeHeight="251675648" behindDoc="0" locked="0" layoutInCell="1" allowOverlap="1" wp14:anchorId="7DF9F0F9" wp14:editId="583CC21F">
+                <wp:simplePos x="0" y="0"/>
+                <wp:positionH relativeFrom="margin">
+                  <wp:posOffset>-51206</wp:posOffset>
+                </wp:positionH>
+                <wp:positionV relativeFrom="paragraph">
+                  <wp:posOffset>256032</wp:posOffset>
+                </wp:positionV>
+                <wp:extent cx="6078626" cy="994867"/>
+                <wp:effectExtent l="0" t="0" r="17780" b="15240"/>
+                <wp:wrapNone/>
+                <wp:docPr id="14" name="矩形 14"/>
+                <wp:cNvGraphicFramePr/>
+                <a:graphic xmlns:a="http://schemas.openxmlformats.org/drawingml/2006/main">
+                  <a:graphicData uri="http://schemas.microsoft.com/office/word/2010/wordprocessingShape">
+                    <wps:wsp>
+                      <wps:cNvSpPr/>
+                      <wps:spPr>
+                        <a:xfrm>
+                          <a:off x="0" y="0"/>
+                          <a:ext cx="6078626" cy="994867"/>
+                        </a:xfrm>
+                        <a:prstGeom prst="rect">
+                          <a:avLst/>
+                        </a:prstGeom>
+                        <a:noFill/>
+                        <a:ln>
+                          <a:solidFill>
+                            <a:schemeClr val="accent2"/>
+                          </a:solidFill>
+                        </a:ln>
+                      </wps:spPr>
+                      <wps:style>
+                        <a:lnRef idx="2">
+                          <a:schemeClr val="accent1">
+                            <a:shade val="50000"/>
+                          </a:schemeClr>
+                        </a:lnRef>
+                        <a:fillRef idx="1">
+                          <a:schemeClr val="accent1"/>
+                        </a:fillRef>
+                        <a:effectRef idx="0">
+                          <a:schemeClr val="accent1"/>
+                        </a:effectRef>
+                        <a:fontRef idx="minor">
+                          <a:schemeClr val="lt1"/>
+                        </a:fontRef>
+                      </wps:style>
+                      <wps:bodyPr rot="0" spcFirstLastPara="0" vertOverflow="overflow" horzOverflow="overflow" vert="horz" wrap="square" lIns="91440" tIns="45720" rIns="91440" bIns="45720" numCol="1" spcCol="0" rtlCol="0" fromWordArt="0" anchor="ctr" anchorCtr="0" forceAA="0" compatLnSpc="1">
+                        <a:prstTxWarp prst="textNoShape">
+                          <a:avLst/>
+                        </a:prstTxWarp>
+                        <a:noAutofit/>
+                      </wps:bodyPr>
+                    </wps:wsp>
+                  </a:graphicData>
+                </a:graphic>
+                <wp14:sizeRelH relativeFrom="margin">
+                  <wp14:pctWidth>0</wp14:pctWidth>
+                </wp14:sizeRelH>
+                <wp14:sizeRelV relativeFrom="margin">
+                  <wp14:pctHeight>0</wp14:pctHeight>
+                </wp14:sizeRelV>
+              </wp:anchor>
+            </w:drawing>
+          </mc:Choice>
+          <mc:Fallback>
+            <w:pict>
+              <v:rect w14:anchorId="571041FD" id="矩形 14" o:spid="_x0000_s1026" style="position:absolute;margin-left:-4.05pt;margin-top:20.15pt;width:478.65pt;height:78.35pt;z-index:251675648;visibility:visible;mso-wrap-style:square;mso-width-percent:0;mso-height-percent:0;mso-wrap-distance-left:9pt;mso-wrap-distance-top:0;mso-wrap-distance-right:9pt;mso-wrap-distance-bottom:0;mso-position-horizontal:absolute;mso-position-horizontal-relative:margin;mso-position-vertical:absolute;mso-position-vertical-relative:text;mso-width-percent:0;mso-height-percent:0;mso-width-relative:margin;mso-height-relative:margin;v-text-anchor:middle" o:gfxdata="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" filled="f" strokecolor="#ed7d31 [3205]" strokeweight="1pt">
+                <w10:wrap anchorx="margin"/>
+              </v:rect>
+            </w:pict>
+          </mc:Fallback>
+        </mc:AlternateContent>
+      </w:r>
+      <w:r>
+        <w:rPr>
+          <w:rFonts w:hint="eastAsia"/>
+        </w:rPr>
+        <w:t>OSIn</w:t>
+      </w:r>
+      <w:r>
+        <w:t>tExit():</w:t>
+      </w:r>
+    </w:p>
+    <w:p>
+      <w:pPr>
+        <w:rPr>
+          <w:rFonts w:hint="eastAsia"/>
+        </w:rPr>
+      </w:pPr>
+      <w:r>
+        <w:drawing>
+          <wp:inline distT="0" distB="0" distL="0" distR="0" wp14:anchorId="6E55D00A" wp14:editId="222EF562">
+            <wp:extent cx="5943600" cy="916940"/>
+            <wp:effectExtent l="0" t="0" r="0" b="0"/>
+            <wp:docPr id="12" name="圖片 12"/>
+            <wp:cNvGraphicFramePr>
+              <a:graphicFrameLocks xmlns:a="http://schemas.openxmlformats.org/drawingml/2006/main" noChangeAspect="1"/>
+            </wp:cNvGraphicFramePr>
+            <a:graphic xmlns:a="http://schemas.openxmlformats.org/drawingml/2006/main">
+              <a:graphicData uri="http://schemas.openxmlformats.org/drawingml/2006/picture">
+                <pic:pic xmlns:pic="http://schemas.openxmlformats.org/drawingml/2006/picture">
+                  <pic:nvPicPr>
+                    <pic:cNvPr id="1" name=""/>
+                    <pic:cNvPicPr/>
+                  </pic:nvPicPr>
+                  <pic:blipFill>
+                    <a:blip r:embed="rId11"/>
+                    <a:stretch>
+                      <a:fillRect/>
+                    </a:stretch>
+                  </pic:blipFill>
+                  <pic:spPr>
+                    <a:xfrm>
+                      <a:off x="0" y="0"/>
+                      <a:ext cx="5943600" cy="916940"/>
+                    </a:xfrm>
+                    <a:prstGeom prst="rect">
+                      <a:avLst/>
+                    </a:prstGeom>
+                  </pic:spPr>
+                </pic:pic>
+              </a:graphicData>
+            </a:graphic>
+          </wp:inline>
+        </w:drawing>
+      </w:r>
+    </w:p>
+    <w:p>
+      <w:r>
+        <w:rPr>
+          <w:noProof/>
+        </w:rPr>
+        <mc:AlternateContent>
+          <mc:Choice Requires="wps">
+            <w:drawing>
+              <wp:anchor distT="0" distB="0" distL="114300" distR="114300" simplePos="0" relativeHeight="251677696" behindDoc="0" locked="0" layoutInCell="1" allowOverlap="1" wp14:anchorId="2DC903A3" wp14:editId="767CE9C2">
+                <wp:simplePos x="0" y="0"/>
+                <wp:positionH relativeFrom="margin">
+                  <wp:align>right</wp:align>
+                </wp:positionH>
+                <wp:positionV relativeFrom="paragraph">
+                  <wp:posOffset>304546</wp:posOffset>
+                </wp:positionV>
+                <wp:extent cx="6078626" cy="2531059"/>
+                <wp:effectExtent l="0" t="0" r="17780" b="22225"/>
+                <wp:wrapNone/>
+                <wp:docPr id="17" name="矩形 17"/>
+                <wp:cNvGraphicFramePr/>
+                <a:graphic xmlns:a="http://schemas.openxmlformats.org/drawingml/2006/main">
+                  <a:graphicData uri="http://schemas.microsoft.com/office/word/2010/wordprocessingShape">
+                    <wps:wsp>
+                      <wps:cNvSpPr/>
+                      <wps:spPr>
+                        <a:xfrm>
+                          <a:off x="0" y="0"/>
+                          <a:ext cx="6078626" cy="2531059"/>
+                        </a:xfrm>
+                        <a:prstGeom prst="rect">
+                          <a:avLst/>
+                        </a:prstGeom>
+                        <a:noFill/>
+                        <a:ln>
+                          <a:solidFill>
+                            <a:schemeClr val="accent2"/>
+                          </a:solidFill>
+                        </a:ln>
+                      </wps:spPr>
+                      <wps:style>
+                        <a:lnRef idx="2">
+                          <a:schemeClr val="accent1">
+                            <a:shade val="50000"/>
+                          </a:schemeClr>
+                        </a:lnRef>
+                        <a:fillRef idx="1">
+                          <a:schemeClr val="accent1"/>
+                        </a:fillRef>
+                        <a:effectRef idx="0">
+                          <a:schemeClr val="accent1"/>
+                        </a:effectRef>
+                        <a:fontRef idx="minor">
+                          <a:schemeClr val="lt1"/>
+                        </a:fontRef>
+                      </wps:style>
+                      <wps:bodyPr rot="0" spcFirstLastPara="0" vertOverflow="overflow" horzOverflow="overflow" vert="horz" wrap="square" lIns="91440" tIns="45720" rIns="91440" bIns="45720" numCol="1" spcCol="0" rtlCol="0" fromWordArt="0" anchor="ctr" anchorCtr="0" forceAA="0" compatLnSpc="1">
+                        <a:prstTxWarp prst="textNoShape">
+                          <a:avLst/>
+                        </a:prstTxWarp>
+                        <a:noAutofit/>
+                      </wps:bodyPr>
+                    </wps:wsp>
+                  </a:graphicData>
+                </a:graphic>
+                <wp14:sizeRelH relativeFrom="margin">
+                  <wp14:pctWidth>0</wp14:pctWidth>
+                </wp14:sizeRelH>
+                <wp14:sizeRelV relativeFrom="margin">
+                  <wp14:pctHeight>0</wp14:pctHeight>
+                </wp14:sizeRelV>
+              </wp:anchor>
+            </w:drawing>
+          </mc:Choice>
+          <mc:Fallback>
+            <w:pict>
+              <v:rect w14:anchorId="6CD09EF9" id="矩形 17" o:spid="_x0000_s1026" style="position:absolute;margin-left:427.45pt;margin-top:24pt;width:478.65pt;height:199.3pt;z-index:251677696;visibility:visible;mso-wrap-style:square;mso-width-percent:0;mso-height-percent:0;mso-wrap-distance-left:9pt;mso-wrap-distance-top:0;mso-wrap-distance-right:9pt;mso-wrap-distance-bottom:0;mso-position-horizontal:right;mso-position-horizontal-relative:margin;mso-position-vertical:absolute;mso-position-vertical-relative:text;mso-width-percent:0;mso-height-percent:0;mso-width-relative:margin;mso-height-relative:margin;v-text-anchor:middle" o:gfxdata="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" filled="f" strokecolor="#ed7d31 [3205]" strokeweight="1pt">
+                <w10:wrap anchorx="margin"/>
+              </v:rect>
+            </w:pict>
+          </mc:Fallback>
+        </mc:AlternateContent>
+      </w:r>
+      <w:r>
+        <w:rPr>
+          <w:rFonts w:hint="eastAsia"/>
+        </w:rPr>
+        <w:t>判斷</w:t>
+      </w:r>
+      <w:r>
+        <w:rPr>
+          <w:rFonts w:hint="eastAsia"/>
+        </w:rPr>
+        <w:t>TASK</w:t>
+      </w:r>
+      <w:r>
+        <w:rPr>
+          <w:rFonts w:hint="eastAsia"/>
+        </w:rPr>
+        <w:t>如果是</w:t>
+      </w:r>
+      <w:r>
+        <w:rPr>
+          <w:rFonts w:hint="eastAsia"/>
+        </w:rPr>
+        <w:t>Ap</w:t>
+      </w:r>
+      <w:r>
+        <w:t>eriodic job</w:t>
+      </w:r>
+      <w:r>
+        <w:rPr>
+          <w:rFonts w:hint="eastAsia"/>
+        </w:rPr>
+        <w:t>完成要切換輸出資訊。</w:t>
+      </w:r>
+    </w:p>
+    <w:p>
+      <w:r>
+        <w:drawing>
+          <wp:inline distT="0" distB="0" distL="0" distR="0" wp14:anchorId="2945C04B" wp14:editId="5973374C">
+            <wp:extent cx="5943600" cy="2522855"/>
+            <wp:effectExtent l="0" t="0" r="0" b="0"/>
+            <wp:docPr id="15" name="圖片 15"/>
+            <wp:cNvGraphicFramePr>
+              <a:graphicFrameLocks xmlns:a="http://schemas.openxmlformats.org/drawingml/2006/main" noChangeAspect="1"/>
+            </wp:cNvGraphicFramePr>
+            <a:graphic xmlns:a="http://schemas.openxmlformats.org/drawingml/2006/main">
+              <a:graphicData uri="http://schemas.openxmlformats.org/drawingml/2006/picture">
+                <pic:pic xmlns:pic="http://schemas.openxmlformats.org/drawingml/2006/picture">
+                  <pic:nvPicPr>
+                    <pic:cNvPr id="1" name=""/>
+                    <pic:cNvPicPr/>
+                  </pic:nvPicPr>
+                  <pic:blipFill>
+                    <a:blip r:embed="rId12"/>
+                    <a:stretch>
+                      <a:fillRect/>
+                    </a:stretch>
+                  </pic:blipFill>
+                  <pic:spPr>
+                    <a:xfrm>
+                      <a:off x="0" y="0"/>
+                      <a:ext cx="5943600" cy="2522855"/>
+                    </a:xfrm>
+                    <a:prstGeom prst="rect">
+                      <a:avLst/>
+                    </a:prstGeom>
+                  </pic:spPr>
+                </pic:pic>
+              </a:graphicData>
+            </a:graphic>
+          </wp:inline>
+        </w:drawing>
+      </w:r>
+    </w:p>
+    <w:p>
+      <w:r>
+        <w:rPr>
+          <w:noProof/>
+        </w:rPr>
+        <mc:AlternateContent>
+          <mc:Choice Requires="wps">
+            <w:drawing>
+              <wp:anchor distT="0" distB="0" distL="114300" distR="114300" simplePos="0" relativeHeight="251679744" behindDoc="0" locked="0" layoutInCell="1" allowOverlap="1" wp14:anchorId="7686D017" wp14:editId="0C2082A1">
+                <wp:simplePos x="0" y="0"/>
+                <wp:positionH relativeFrom="margin">
+                  <wp:align>left</wp:align>
+                </wp:positionH>
+                <wp:positionV relativeFrom="paragraph">
+                  <wp:posOffset>157378</wp:posOffset>
+                </wp:positionV>
+                <wp:extent cx="5961888" cy="726821"/>
+                <wp:effectExtent l="0" t="0" r="20320" b="16510"/>
+                <wp:wrapNone/>
+                <wp:docPr id="18" name="矩形 18"/>
+                <wp:cNvGraphicFramePr/>
+                <a:graphic xmlns:a="http://schemas.openxmlformats.org/drawingml/2006/main">
+                  <a:graphicData uri="http://schemas.microsoft.com/office/word/2010/wordprocessingShape">
+                    <wps:wsp>
+                      <wps:cNvSpPr/>
+                      <wps:spPr>
+                        <a:xfrm>
+                          <a:off x="0" y="0"/>
+                          <a:ext cx="5961888" cy="726821"/>
+                        </a:xfrm>
+                        <a:prstGeom prst="rect">
+                          <a:avLst/>
+                        </a:prstGeom>
+                        <a:noFill/>
+                        <a:ln>
+                          <a:solidFill>
+                            <a:schemeClr val="accent2"/>
+                          </a:solidFill>
+                        </a:ln>
+                      </wps:spPr>
+                      <wps:style>
+                        <a:lnRef idx="2">
+                          <a:schemeClr val="accent1">
+                            <a:shade val="50000"/>
+                          </a:schemeClr>
+                        </a:lnRef>
+                        <a:fillRef idx="1">
+                          <a:schemeClr val="accent1"/>
+                        </a:fillRef>
+                        <a:effectRef idx="0">
+                          <a:schemeClr val="accent1"/>
+                        </a:effectRef>
+                        <a:fontRef idx="minor">
+                          <a:schemeClr val="lt1"/>
+                        </a:fontRef>
+                      </wps:style>
+                      <wps:bodyPr rot="0" spcFirstLastPara="0" vertOverflow="overflow" horzOverflow="overflow" vert="horz" wrap="square" lIns="91440" tIns="45720" rIns="91440" bIns="45720" numCol="1" spcCol="0" rtlCol="0" fromWordArt="0" anchor="ctr" anchorCtr="0" forceAA="0" compatLnSpc="1">
+                        <a:prstTxWarp prst="textNoShape">
+                          <a:avLst/>
+                        </a:prstTxWarp>
+                        <a:noAutofit/>
+                      </wps:bodyPr>
+                    </wps:wsp>
+                  </a:graphicData>
+                </a:graphic>
+                <wp14:sizeRelH relativeFrom="margin">
+                  <wp14:pctWidth>0</wp14:pctWidth>
+                </wp14:sizeRelH>
+                <wp14:sizeRelV relativeFrom="margin">
+                  <wp14:pctHeight>0</wp14:pctHeight>
+                </wp14:sizeRelV>
+              </wp:anchor>
+            </w:drawing>
+          </mc:Choice>
+          <mc:Fallback>
+            <w:pict>
+              <v:rect w14:anchorId="1B0B770C" id="矩形 18" o:spid="_x0000_s1026" style="position:absolute;margin-left:0;margin-top:12.4pt;width:469.45pt;height:57.25pt;z-index:251679744;visibility:visible;mso-wrap-style:square;mso-width-percent:0;mso-height-percent:0;mso-wrap-distance-left:9pt;mso-wrap-distance-top:0;mso-wrap-distance-right:9pt;mso-wrap-distance-bottom:0;mso-position-horizontal:left;mso-position-horizontal-relative:margin;mso-position-vertical:absolute;mso-position-vertical-relative:text;mso-width-percent:0;mso-height-percent:0;mso-width-relative:margin;mso-height-relative:margin;v-text-anchor:middle" o:gfxdata="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" filled="f" strokecolor="#ed7d31 [3205]" strokeweight="1pt">
+                <w10:wrap anchorx="margin"/>
+              </v:rect>
+            </w:pict>
+          </mc:Fallback>
+        </mc:AlternateContent>
+      </w:r>
+      <w:r>
+        <w:rPr>
+          <w:rFonts w:hint="eastAsia"/>
+        </w:rPr>
+        <w:t>檢查所有</w:t>
+      </w:r>
+      <w:r>
+        <w:rPr>
+          <w:rFonts w:hint="eastAsia"/>
+        </w:rPr>
+        <w:t>Ap</w:t>
+      </w:r>
+      <w:r>
+        <w:t>eriodic job</w:t>
+      </w:r>
+      <w:r>
+        <w:rPr>
+          <w:rFonts w:hint="eastAsia"/>
+        </w:rPr>
+        <w:t>是否該秒抵達，再判斷能否加入工作列。</w:t>
+      </w:r>
+      <w:r>
+        <w:drawing>
+          <wp:inline distT="0" distB="0" distL="0" distR="0" wp14:anchorId="2BABCE40" wp14:editId="526E0491">
+            <wp:extent cx="5943600" cy="690245"/>
+            <wp:effectExtent l="0" t="0" r="0" b="0"/>
+            <wp:docPr id="16" name="圖片 16"/>
+            <wp:cNvGraphicFramePr>
+              <a:graphicFrameLocks xmlns:a="http://schemas.openxmlformats.org/drawingml/2006/main" noChangeAspect="1"/>
+            </wp:cNvGraphicFramePr>
+            <a:graphic xmlns:a="http://schemas.openxmlformats.org/drawingml/2006/main">
+              <a:graphicData uri="http://schemas.openxmlformats.org/drawingml/2006/picture">
+                <pic:pic xmlns:pic="http://schemas.openxmlformats.org/drawingml/2006/picture">
+                  <pic:nvPicPr>
+                    <pic:cNvPr id="1" name=""/>
+                    <pic:cNvPicPr/>
+                  </pic:nvPicPr>
+                  <pic:blipFill>
+                    <a:blip r:embed="rId13"/>
+                    <a:stretch>
+                      <a:fillRect/>
+                    </a:stretch>
+                  </pic:blipFill>
+                  <pic:spPr>
+                    <a:xfrm>
+                      <a:off x="0" y="0"/>
+                      <a:ext cx="5943600" cy="690245"/>
+                    </a:xfrm>
+                    <a:prstGeom prst="rect">
+                      <a:avLst/>
+                    </a:prstGeom>
+                  </pic:spPr>
+                </pic:pic>
+              </a:graphicData>
+            </a:graphic>
+          </wp:inline>
+        </w:drawing>
+      </w:r>
+    </w:p>
+    <w:p>
+      <w:r>
+        <w:rPr>
+          <w:rFonts w:hint="eastAsia"/>
+        </w:rPr>
+        <w:t>OST</w:t>
+      </w:r>
+      <w:r>
+        <w:t>imeTick()</w:t>
+      </w:r>
+    </w:p>
+    <w:p>
+      <w:r>
+        <w:rPr>
+          <w:noProof/>
+        </w:rPr>
+        <mc:AlternateContent>
+          <mc:Choice Requires="wps">
+            <w:drawing>
+              <wp:anchor distT="0" distB="0" distL="114300" distR="114300" simplePos="0" relativeHeight="251681792" behindDoc="0" locked="0" layoutInCell="1" allowOverlap="1" wp14:anchorId="54AA529F" wp14:editId="4D57AEAC">
+                <wp:simplePos x="0" y="0"/>
+                <wp:positionH relativeFrom="margin">
+                  <wp:posOffset>811987</wp:posOffset>
+                </wp:positionH>
+                <wp:positionV relativeFrom="paragraph">
+                  <wp:posOffset>208914</wp:posOffset>
+                </wp:positionV>
+                <wp:extent cx="4725594" cy="665683"/>
+                <wp:effectExtent l="0" t="0" r="18415" b="20320"/>
+                <wp:wrapNone/>
+                <wp:docPr id="20" name="矩形 20"/>
+                <wp:cNvGraphicFramePr/>
+                <a:graphic xmlns:a="http://schemas.openxmlformats.org/drawingml/2006/main">
+                  <a:graphicData uri="http://schemas.microsoft.com/office/word/2010/wordprocessingShape">
+                    <wps:wsp>
+                      <wps:cNvSpPr/>
+                      <wps:spPr>
+                        <a:xfrm>
+                          <a:off x="0" y="0"/>
+                          <a:ext cx="4725594" cy="665683"/>
+                        </a:xfrm>
+                        <a:prstGeom prst="rect">
+                          <a:avLst/>
+                        </a:prstGeom>
+                        <a:noFill/>
+                        <a:ln>
+                          <a:solidFill>
+                            <a:schemeClr val="accent2"/>
+                          </a:solidFill>
+                        </a:ln>
+                      </wps:spPr>
+                      <wps:style>
+                        <a:lnRef idx="2">
+                          <a:schemeClr val="accent1">
+                            <a:shade val="50000"/>
+                          </a:schemeClr>
+                        </a:lnRef>
+                        <a:fillRef idx="1">
+                          <a:schemeClr val="accent1"/>
+                        </a:fillRef>
+                        <a:effectRef idx="0">
+                          <a:schemeClr val="accent1"/>
+                        </a:effectRef>
+                        <a:fontRef idx="minor">
+                          <a:schemeClr val="lt1"/>
+                        </a:fontRef>
+                      </wps:style>
+                      <wps:bodyPr rot="0" spcFirstLastPara="0" vertOverflow="overflow" horzOverflow="overflow" vert="horz" wrap="square" lIns="91440" tIns="45720" rIns="91440" bIns="45720" numCol="1" spcCol="0" rtlCol="0" fromWordArt="0" anchor="ctr" anchorCtr="0" forceAA="0" compatLnSpc="1">
+                        <a:prstTxWarp prst="textNoShape">
+                          <a:avLst/>
+                        </a:prstTxWarp>
+                        <a:noAutofit/>
+                      </wps:bodyPr>
+                    </wps:wsp>
+                  </a:graphicData>
+                </a:graphic>
+                <wp14:sizeRelH relativeFrom="margin">
+                  <wp14:pctWidth>0</wp14:pctWidth>
+                </wp14:sizeRelH>
+                <wp14:sizeRelV relativeFrom="margin">
+                  <wp14:pctHeight>0</wp14:pctHeight>
+                </wp14:sizeRelV>
+              </wp:anchor>
+            </w:drawing>
+          </mc:Choice>
+          <mc:Fallback>
+            <w:pict>
+              <v:rect w14:anchorId="34B9599C" id="矩形 20" o:spid="_x0000_s1026" style="position:absolute;margin-left:63.95pt;margin-top:16.45pt;width:372.1pt;height:52.4pt;z-index:251681792;visibility:visible;mso-wrap-style:square;mso-width-percent:0;mso-height-percent:0;mso-wrap-distance-left:9pt;mso-wrap-distance-top:0;mso-wrap-distance-right:9pt;mso-wrap-distance-bottom:0;mso-position-horizontal:absolute;mso-position-horizontal-relative:margin;mso-position-vertical:absolute;mso-position-vertical-relative:text;mso-width-percent:0;mso-height-percent:0;mso-width-relative:margin;mso-height-relative:margin;v-text-anchor:middle" o:gfxdata="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" filled="f" strokecolor="#ed7d31 [3205]" strokeweight="1pt">
+                <w10:wrap anchorx="margin"/>
+              </v:rect>
+            </w:pict>
+          </mc:Fallback>
+        </mc:AlternateContent>
+      </w:r>
+      <w:r>
+        <w:drawing>
+          <wp:inline distT="0" distB="0" distL="0" distR="0" wp14:anchorId="53CD3909" wp14:editId="3F6C513E">
+            <wp:extent cx="5548579" cy="2086052"/>
+            <wp:effectExtent l="0" t="0" r="0" b="0"/>
+            <wp:docPr id="19" name="圖片 19"/>
+            <wp:cNvGraphicFramePr>
+              <a:graphicFrameLocks xmlns:a="http://schemas.openxmlformats.org/drawingml/2006/main" noChangeAspect="1"/>
+            </wp:cNvGraphicFramePr>
+            <a:graphic xmlns:a="http://schemas.openxmlformats.org/drawingml/2006/main">
+              <a:graphicData uri="http://schemas.openxmlformats.org/drawingml/2006/picture">
+                <pic:pic xmlns:pic="http://schemas.openxmlformats.org/drawingml/2006/picture">
+                  <pic:nvPicPr>
+                    <pic:cNvPr id="1" name=""/>
+                    <pic:cNvPicPr/>
+                  </pic:nvPicPr>
+                  <pic:blipFill>
+                    <a:blip r:embed="rId14"/>
+                    <a:stretch>
+                      <a:fillRect/>
+                    </a:stretch>
+                  </pic:blipFill>
+                  <pic:spPr>
+                    <a:xfrm>
+                      <a:off x="0" y="0"/>
+                      <a:ext cx="5635678" cy="2118798"/>
+                    </a:xfrm>
+                    <a:prstGeom prst="rect">
+                      <a:avLst/>
+                    </a:prstGeom>
+                  </pic:spPr>
+                </pic:pic>
+              </a:graphicData>
+            </a:graphic>
+          </wp:inline>
+        </w:drawing>
+      </w:r>
+    </w:p>
+    <w:p>
+      <w:r>
+        <w:rPr>
+          <w:rFonts w:hint="eastAsia"/>
+        </w:rPr>
+        <w:t>判斷該秒是否有</w:t>
+      </w:r>
+      <w:r>
+        <w:rPr>
+          <w:rFonts w:hint="eastAsia"/>
+        </w:rPr>
+        <w:t>Ap</w:t>
+      </w:r>
+      <w:r>
+        <w:t xml:space="preserve">eriodic job </w:t>
+      </w:r>
+      <w:r>
+        <w:rPr>
+          <w:rFonts w:hint="eastAsia"/>
+        </w:rPr>
+        <w:t>結束。</w:t>
+      </w:r>
+    </w:p>
+    <w:p>
+      <w:r>
+        <w:br w:type="page"/>
+      </w:r>
+    </w:p>
+    <w:p>
+      <w:r>
+        <w:rPr>
+          <w:noProof/>
+        </w:rPr>
+        <w:lastRenderedPageBreak/>
+        <mc:AlternateContent>
+          <mc:Choice Requires="wps">
+            <w:drawing>
+              <wp:anchor distT="0" distB="0" distL="114300" distR="114300" simplePos="0" relativeHeight="251683840" behindDoc="0" locked="0" layoutInCell="1" allowOverlap="1" wp14:anchorId="36DE74C9" wp14:editId="79EC01BC">
+                <wp:simplePos x="0" y="0"/>
+                <wp:positionH relativeFrom="margin">
+                  <wp:posOffset>-58522</wp:posOffset>
+                </wp:positionH>
+                <wp:positionV relativeFrom="paragraph">
+                  <wp:posOffset>256032</wp:posOffset>
+                </wp:positionV>
+                <wp:extent cx="6042356" cy="1254176"/>
+                <wp:effectExtent l="0" t="0" r="15875" b="22225"/>
+                <wp:wrapNone/>
+                <wp:docPr id="23" name="矩形 23"/>
+                <wp:cNvGraphicFramePr/>
+                <a:graphic xmlns:a="http://schemas.openxmlformats.org/drawingml/2006/main">
+                  <a:graphicData uri="http://schemas.microsoft.com/office/word/2010/wordprocessingShape">
+                    <wps:wsp>
+                      <wps:cNvSpPr/>
+                      <wps:spPr>
+                        <a:xfrm>
+                          <a:off x="0" y="0"/>
+                          <a:ext cx="6042356" cy="1254176"/>
+                        </a:xfrm>
+                        <a:prstGeom prst="rect">
+                          <a:avLst/>
+                        </a:prstGeom>
+                        <a:noFill/>
+                        <a:ln>
+                          <a:solidFill>
+                            <a:schemeClr val="accent2"/>
+                          </a:solidFill>
+                        </a:ln>
+                      </wps:spPr>
+                      <wps:style>
+                        <a:lnRef idx="2">
+                          <a:schemeClr val="accent1">
+                            <a:shade val="50000"/>
+                          </a:schemeClr>
+                        </a:lnRef>
+                        <a:fillRef idx="1">
+                          <a:schemeClr val="accent1"/>
+                        </a:fillRef>
+                        <a:effectRef idx="0">
+                          <a:schemeClr val="accent1"/>
+                        </a:effectRef>
+                        <a:fontRef idx="minor">
+                          <a:schemeClr val="lt1"/>
+                        </a:fontRef>
+                      </wps:style>
+                      <wps:bodyPr rot="0" spcFirstLastPara="0" vertOverflow="overflow" horzOverflow="overflow" vert="horz" wrap="square" lIns="91440" tIns="45720" rIns="91440" bIns="45720" numCol="1" spcCol="0" rtlCol="0" fromWordArt="0" anchor="ctr" anchorCtr="0" forceAA="0" compatLnSpc="1">
+                        <a:prstTxWarp prst="textNoShape">
+                          <a:avLst/>
+                        </a:prstTxWarp>
+                        <a:noAutofit/>
+                      </wps:bodyPr>
+                    </wps:wsp>
+                  </a:graphicData>
+                </a:graphic>
+                <wp14:sizeRelH relativeFrom="margin">
+                  <wp14:pctWidth>0</wp14:pctWidth>
+                </wp14:sizeRelH>
+                <wp14:sizeRelV relativeFrom="margin">
+                  <wp14:pctHeight>0</wp14:pctHeight>
+                </wp14:sizeRelV>
+              </wp:anchor>
+            </w:drawing>
+          </mc:Choice>
+          <mc:Fallback>
+            <w:pict>
+              <v:rect w14:anchorId="2040A8B2" id="矩形 23" o:spid="_x0000_s1026" style="position:absolute;margin-left:-4.6pt;margin-top:20.15pt;width:475.8pt;height:98.75pt;z-index:251683840;visibility:visible;mso-wrap-style:square;mso-width-percent:0;mso-height-percent:0;mso-wrap-distance-left:9pt;mso-wrap-distance-top:0;mso-wrap-distance-right:9pt;mso-wrap-distance-bottom:0;mso-position-horizontal:absolute;mso-position-horizontal-relative:margin;mso-position-vertical:absolute;mso-position-vertical-relative:text;mso-width-percent:0;mso-height-percent:0;mso-width-relative:margin;mso-height-relative:margin;v-text-anchor:middle" o:gfxdata="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" filled="f" strokecolor="#ed7d31 [3205]" strokeweight="1pt">
+                <w10:wrap anchorx="margin"/>
+              </v:rect>
+            </w:pict>
+          </mc:Fallback>
+        </mc:AlternateContent>
+      </w:r>
+      <w:r>
+        <w:t>OSTaskSwHook</w:t>
+      </w:r>
+      <w:r>
+        <w:rPr>
+          <w:rFonts w:hint="eastAsia"/>
+        </w:rPr>
+        <w:t>()</w:t>
+      </w:r>
+    </w:p>
+    <w:p>
+      <w:r>
+        <w:rPr>
+          <w:noProof/>
+        </w:rPr>
+        <mc:AlternateContent>
+          <mc:Choice Requires="wps">
+            <w:drawing>
+              <wp:anchor distT="0" distB="0" distL="114300" distR="114300" simplePos="0" relativeHeight="251685888" behindDoc="0" locked="0" layoutInCell="1" allowOverlap="1" wp14:anchorId="3197B087" wp14:editId="5F72AF30">
+                <wp:simplePos x="0" y="0"/>
+                <wp:positionH relativeFrom="margin">
+                  <wp:posOffset>-58522</wp:posOffset>
+                </wp:positionH>
+                <wp:positionV relativeFrom="paragraph">
+                  <wp:posOffset>1221181</wp:posOffset>
+                </wp:positionV>
+                <wp:extent cx="6056986" cy="965607"/>
+                <wp:effectExtent l="0" t="0" r="20320" b="25400"/>
+                <wp:wrapNone/>
+                <wp:docPr id="24" name="矩形 24"/>
+                <wp:cNvGraphicFramePr/>
+                <a:graphic xmlns:a="http://schemas.openxmlformats.org/drawingml/2006/main">
+                  <a:graphicData uri="http://schemas.microsoft.com/office/word/2010/wordprocessingShape">
+                    <wps:wsp>
+                      <wps:cNvSpPr/>
+                      <wps:spPr>
+                        <a:xfrm>
+                          <a:off x="0" y="0"/>
+                          <a:ext cx="6056986" cy="965607"/>
+                        </a:xfrm>
+                        <a:prstGeom prst="rect">
+                          <a:avLst/>
+                        </a:prstGeom>
+                        <a:noFill/>
+                        <a:ln>
+                          <a:solidFill>
+                            <a:schemeClr val="accent2"/>
+                          </a:solidFill>
+                        </a:ln>
+                      </wps:spPr>
+                      <wps:style>
+                        <a:lnRef idx="2">
+                          <a:schemeClr val="accent1">
+                            <a:shade val="50000"/>
+                          </a:schemeClr>
+                        </a:lnRef>
+                        <a:fillRef idx="1">
+                          <a:schemeClr val="accent1"/>
+                        </a:fillRef>
+                        <a:effectRef idx="0">
+                          <a:schemeClr val="accent1"/>
+                        </a:effectRef>
+                        <a:fontRef idx="minor">
+                          <a:schemeClr val="lt1"/>
+                        </a:fontRef>
+                      </wps:style>
+                      <wps:bodyPr rot="0" spcFirstLastPara="0" vertOverflow="overflow" horzOverflow="overflow" vert="horz" wrap="square" lIns="91440" tIns="45720" rIns="91440" bIns="45720" numCol="1" spcCol="0" rtlCol="0" fromWordArt="0" anchor="ctr" anchorCtr="0" forceAA="0" compatLnSpc="1">
+                        <a:prstTxWarp prst="textNoShape">
+                          <a:avLst/>
+                        </a:prstTxWarp>
+                        <a:noAutofit/>
+                      </wps:bodyPr>
+                    </wps:wsp>
+                  </a:graphicData>
+                </a:graphic>
+                <wp14:sizeRelH relativeFrom="margin">
+                  <wp14:pctWidth>0</wp14:pctWidth>
+                </wp14:sizeRelH>
+                <wp14:sizeRelV relativeFrom="margin">
+                  <wp14:pctHeight>0</wp14:pctHeight>
+                </wp14:sizeRelV>
+              </wp:anchor>
+            </w:drawing>
+          </mc:Choice>
+          <mc:Fallback>
+            <w:pict>
+              <v:rect w14:anchorId="6A573EEB" id="矩形 24" o:spid="_x0000_s1026" style="position:absolute;margin-left:-4.6pt;margin-top:96.15pt;width:476.95pt;height:76.05pt;z-index:251685888;visibility:visible;mso-wrap-style:square;mso-width-percent:0;mso-height-percent:0;mso-wrap-distance-left:9pt;mso-wrap-distance-top:0;mso-wrap-distance-right:9pt;mso-wrap-distance-bottom:0;mso-position-horizontal:absolute;mso-position-horizontal-relative:margin;mso-position-vertical:absolute;mso-position-vertical-relative:text;mso-width-percent:0;mso-height-percent:0;mso-width-relative:margin;mso-height-relative:margin;v-text-anchor:middle" o:gfxdata="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" filled="f" strokecolor="#ed7d31 [3205]" strokeweight="1pt">
+                <w10:wrap anchorx="margin"/>
+              </v:rect>
+            </w:pict>
+          </mc:Fallback>
+        </mc:AlternateContent>
+      </w:r>
+      <w:r>
+        <w:drawing>
+          <wp:inline distT="0" distB="0" distL="0" distR="0" wp14:anchorId="7184E74B" wp14:editId="02CC8725">
+            <wp:extent cx="5943600" cy="1224915"/>
+            <wp:effectExtent l="0" t="0" r="1270" b="0"/>
+            <wp:docPr id="21" name="圖片 21"/>
+            <wp:cNvGraphicFramePr>
+              <a:graphicFrameLocks xmlns:a="http://schemas.openxmlformats.org/drawingml/2006/main" noChangeAspect="1"/>
+            </wp:cNvGraphicFramePr>
+            <a:graphic xmlns:a="http://schemas.openxmlformats.org/drawingml/2006/main">
+              <a:graphicData uri="http://schemas.openxmlformats.org/drawingml/2006/picture">
+                <pic:pic xmlns:pic="http://schemas.openxmlformats.org/drawingml/2006/picture">
+                  <pic:nvPicPr>
+                    <pic:cNvPr id="1" name=""/>
+                    <pic:cNvPicPr/>
+                  </pic:nvPicPr>
+                  <pic:blipFill>
+                    <a:blip r:embed="rId15"/>
+                    <a:stretch>
+                      <a:fillRect/>
+                    </a:stretch>
+                  </pic:blipFill>
+                  <pic:spPr>
+                    <a:xfrm>
+                      <a:off x="0" y="0"/>
+                      <a:ext cx="5943600" cy="1224915"/>
+                    </a:xfrm>
+                    <a:prstGeom prst="rect">
+                      <a:avLst/>
+                    </a:prstGeom>
+                  </pic:spPr>
+                </pic:pic>
+              </a:graphicData>
+            </a:graphic>
+          </wp:inline>
+        </w:drawing>
+      </w:r>
+      <w:r>
+        <w:drawing>
+          <wp:inline distT="0" distB="0" distL="0" distR="0" wp14:anchorId="6578D1B5" wp14:editId="7F46DAA6">
+            <wp:extent cx="5943600" cy="933450"/>
+            <wp:effectExtent l="0" t="0" r="0" b="0"/>
+            <wp:docPr id="22" name="圖片 22"/>
+            <wp:cNvGraphicFramePr>
+              <a:graphicFrameLocks xmlns:a="http://schemas.openxmlformats.org/drawingml/2006/main" noChangeAspect="1"/>
+            </wp:cNvGraphicFramePr>
+            <a:graphic xmlns:a="http://schemas.openxmlformats.org/drawingml/2006/main">
+              <a:graphicData uri="http://schemas.openxmlformats.org/drawingml/2006/picture">
+                <pic:pic xmlns:pic="http://schemas.openxmlformats.org/drawingml/2006/picture">
+                  <pic:nvPicPr>
+                    <pic:cNvPr id="1" name=""/>
+                    <pic:cNvPicPr/>
+                  </pic:nvPicPr>
+                  <pic:blipFill>
+                    <a:blip r:embed="rId16"/>
+                    <a:stretch>
+                      <a:fillRect/>
+                    </a:stretch>
+                  </pic:blipFill>
+                  <pic:spPr>
+                    <a:xfrm>
+                      <a:off x="0" y="0"/>
+                      <a:ext cx="5943600" cy="933450"/>
+                    </a:xfrm>
+                    <a:prstGeom prst="rect">
+                      <a:avLst/>
+                    </a:prstGeom>
+                  </pic:spPr>
+                </pic:pic>
+              </a:graphicData>
+            </a:graphic>
+          </wp:inline>
+        </w:drawing>
+      </w:r>
+    </w:p>
+    <w:p>
+      <w:pPr>
+        <w:rPr>
+          <w:rFonts w:hint="eastAsia"/>
+        </w:rPr>
+      </w:pPr>
+      <w:r>
+        <w:rPr>
+          <w:rFonts w:hint="eastAsia"/>
+        </w:rPr>
+        <w:t>判斷</w:t>
+      </w:r>
+      <w:r>
+        <w:rPr>
+          <w:rFonts w:hint="eastAsia"/>
+        </w:rPr>
+        <w:t>TASK</w:t>
+      </w:r>
+      <w:r>
+        <w:rPr>
+          <w:rFonts w:hint="eastAsia"/>
+        </w:rPr>
+        <w:t>如果是</w:t>
+      </w:r>
+      <w:r>
+        <w:rPr>
+          <w:rFonts w:hint="eastAsia"/>
+        </w:rPr>
+        <w:t>Ap</w:t>
+      </w:r>
+      <w:r>
+        <w:t>eriodic job</w:t>
+      </w:r>
+      <w:r>
+        <w:rPr>
+          <w:rFonts w:hint="eastAsia"/>
+        </w:rPr>
+        <w:t>完成要切換輸出資訊</w:t>
+      </w:r>
+      <w:r>
+        <w:rPr>
+          <w:rFonts w:hint="eastAsia"/>
+        </w:rPr>
+        <w:t>。</w:t>
       </w:r>
     </w:p>
     <w:sectPr>
